--- a/development/tools/run-vignette/tables/Tern_descriptive.docx
+++ b/development/tools/run-vignette/tables/Tern_descriptive.docx
@@ -9,7 +9,7 @@
         <w:tblLook w:firstRow="1" w:lastRow="0" w:firstColumn="0" w:lastColumn="0" w:noHBand="0" w:noVBand="1"/>
       </w:tblPr>
       <w:tblGrid>
-        <w:gridCol w:w="2515"/>
+        <w:gridCol w:w="2605"/>
         <w:gridCol w:w="1203"/>
       </w:tblGrid>
       <w:tr>
@@ -68,7 +68,33 @@
                 <w:szCs w:val="18"/>
                 <w:color w:val="000000"/>
               </w:rPr>
-              <w:t xml:space="preserve">Variable</w:t>
+              <w:t xml:space="preserve">Category</w:t>
+            </w:r>
+            <w:r>
+              <w:rPr>
+                <w:rFonts w:ascii="Arial" w:hAnsi="Arial" w:eastAsia="Arial" w:cs="Arial"/>
+                <w:i w:val="false"/>
+                <w:b w:val="true"/>
+                <w:u w:val="none"/>
+                <w:strike w:val="false"/>
+                <w:sz w:val="18"/>
+                <w:szCs w:val="18"/>
+                <w:color w:val="000000"/>
+              </w:rPr>
+              <w:br/>
+            </w:r>
+            <w:r>
+              <w:rPr>
+                <w:rFonts w:ascii="Arial" w:hAnsi="Arial" w:eastAsia="Arial" w:cs="Arial"/>
+                <w:i w:val="false"/>
+                <w:b w:val="true"/>
+                <w:u w:val="none"/>
+                <w:strike w:val="false"/>
+                <w:sz w:val="18"/>
+                <w:szCs w:val="18"/>
+                <w:color w:val="000000"/>
+              </w:rPr>
+              <w:t xml:space="preserve">   Variable</w:t>
             </w:r>
           </w:p>
         </w:tc>
@@ -677,12 +703,13 @@
       </w:tr>
       <w:tr>
         <w:trPr>
-          <w:trHeight w:val="270" w:hRule="exact"/>
+          <w:trHeight w:val="369" w:hRule="exact"/>
         </w:trPr>
         <w:tc>
           <w:tcPr>
-            <w:tcBorders>
-              <w:bottom w:val="none" w:sz="0" w:space="0" w:color="000000"/>
+            <w:gridSpan w:val="2"/>
+            <w:tcBorders>
+              <w:bottom w:val="single" w:sz="4" w:space="0" w:color="000000"/>
               <w:top w:val="none" w:sz="0" w:space="0" w:color="000000"/>
               <w:left w:val="none" w:sz="0" w:space="0" w:color="000000"/>
               <w:right w:val="none" w:sz="0" w:space="0" w:color="000000"/>
@@ -706,86 +733,31 @@
                 <w:left w:val="none" w:sz="0" w:space="0" w:color="000000"/>
                 <w:right w:val="none" w:sz="0" w:space="0" w:color="000000"/>
               </w:pBdr>
-              <w:spacing w:after="20" w:before="0" w:line="240"/>
-              <w:ind w:left="180" w:right="120" w:firstLine="0" w:firstLineChars="0"/>
-              <w:rPr>
-                <w:rFonts w:ascii="Arial" w:hAnsi="Arial" w:eastAsia="Arial" w:cs="Arial"/>
-                <w:i w:val="false"/>
-                <w:b w:val="false"/>
-                <w:u w:val="none"/>
-                <w:strike w:val="false"/>
-                <w:sz w:val="18"/>
-                <w:szCs w:val="18"/>
-                <w:color w:val="000000"/>
-              </w:rPr>
-            </w:pPr>
-            <w:r>
-              <w:rPr>
-                <w:rFonts w:ascii="Arial" w:hAnsi="Arial" w:eastAsia="Arial" w:cs="Arial"/>
-                <w:i w:val="false"/>
-                <w:b w:val="false"/>
-                <w:u w:val="none"/>
-                <w:strike w:val="false"/>
-                <w:sz w:val="18"/>
-                <w:szCs w:val="18"/>
-                <w:color w:val="000000"/>
-              </w:rPr>
-              <w:t xml:space="preserve">Colonic obstruction</w:t>
-            </w:r>
-          </w:p>
-        </w:tc>
-        <w:tc>
-          <w:tcPr>
-            <w:tcBorders>
-              <w:bottom w:val="none" w:sz="0" w:space="0" w:color="000000"/>
-              <w:top w:val="none" w:sz="0" w:space="0" w:color="000000"/>
-              <w:left w:val="none" w:sz="0" w:space="0" w:color="000000"/>
-              <w:right w:val="none" w:sz="0" w:space="0" w:color="000000"/>
-            </w:tcBorders>
-            <w:shd w:val="clear" w:color="auto" w:fill="FFFFFF"/>
-            <w:tcMar>
-              <w:top w:w="0" w:type="dxa"/>
-              <w:bottom w:w="0" w:type="dxa"/>
-              <w:left w:w="0" w:type="dxa"/>
-              <w:right w:w="0" w:type="dxa"/>
-            </w:tcMar>
-            <w:vAlign w:val="center"/>
-          </w:tcPr>
-          <w:p>
-            <w:pPr>
-              <w:pStyle w:val="Normal"/>
-              <w:jc w:val="center"/>
-              <w:pBdr>
-                <w:bottom w:val="none" w:sz="0" w:space="0" w:color="000000"/>
-                <w:top w:val="none" w:sz="0" w:space="0" w:color="000000"/>
-                <w:left w:val="none" w:sz="0" w:space="0" w:color="000000"/>
-                <w:right w:val="none" w:sz="0" w:space="0" w:color="000000"/>
-              </w:pBdr>
-              <w:spacing w:after="20" w:before="0" w:line="240"/>
-              <w:ind w:left="0" w:right="120" w:firstLine="0" w:firstLineChars="0"/>
-              <w:rPr>
-                <w:rFonts w:ascii="Arial" w:hAnsi="Arial" w:eastAsia="Arial" w:cs="Arial"/>
-                <w:i w:val="false"/>
-                <w:b w:val="false"/>
-                <w:u w:val="none"/>
-                <w:strike w:val="false"/>
-                <w:sz w:val="18"/>
-                <w:szCs w:val="18"/>
-                <w:color w:val="000000"/>
-              </w:rPr>
-            </w:pPr>
-            <w:r>
-              <w:rPr>
-                <w:rFonts w:ascii="Arial" w:hAnsi="Arial" w:eastAsia="Arial" w:cs="Arial"/>
-                <w:i w:val="false"/>
-                <w:b w:val="false"/>
-                <w:u w:val="none"/>
-                <w:strike w:val="false"/>
-                <w:sz w:val="18"/>
-                <w:szCs w:val="18"/>
-                <w:color w:val="000000"/>
-              </w:rPr>
-              <w:t xml:space="preserve">180 (19%)</w:t>
+              <w:spacing w:after="40" w:before="40" w:line="240"/>
+              <w:ind w:left="60" w:right="120" w:firstLine="0" w:firstLineChars="0"/>
+              <w:rPr>
+                <w:rFonts w:ascii="Arial" w:hAnsi="Arial" w:eastAsia="Arial" w:cs="Arial"/>
+                <w:i w:val="false"/>
+                <w:b w:val="true"/>
+                <w:u w:val="none"/>
+                <w:strike w:val="false"/>
+                <w:sz w:val="18"/>
+                <w:szCs w:val="18"/>
+                <w:color w:val="000000"/>
+              </w:rPr>
+            </w:pPr>
+            <w:r>
+              <w:rPr>
+                <w:rFonts w:ascii="Arial" w:hAnsi="Arial" w:eastAsia="Arial" w:cs="Arial"/>
+                <w:i w:val="false"/>
+                <w:b w:val="true"/>
+                <w:u w:val="none"/>
+                <w:strike w:val="false"/>
+                <w:sz w:val="18"/>
+                <w:szCs w:val="18"/>
+                <w:color w:val="000000"/>
+              </w:rPr>
+              <w:t xml:space="preserve">Surgical Findings</w:t>
             </w:r>
           </w:p>
         </w:tc>
@@ -798,7 +770,7 @@
           <w:tcPr>
             <w:tcBorders>
               <w:bottom w:val="none" w:sz="0" w:space="0" w:color="000000"/>
-              <w:top w:val="none" w:sz="0" w:space="0" w:color="000000"/>
+              <w:top w:val="single" w:sz="4" w:space="0" w:color="000000"/>
               <w:left w:val="none" w:sz="0" w:space="0" w:color="000000"/>
               <w:right w:val="none" w:sz="0" w:space="0" w:color="000000"/>
             </w:tcBorders>
@@ -845,15 +817,15 @@
                 <w:szCs w:val="18"/>
                 <w:color w:val="000000"/>
               </w:rPr>
-              <w:t xml:space="preserve">Bowel perforation</w:t>
-            </w:r>
-          </w:p>
-        </w:tc>
-        <w:tc>
-          <w:tcPr>
-            <w:tcBorders>
-              <w:bottom w:val="none" w:sz="0" w:space="0" w:color="000000"/>
-              <w:top w:val="none" w:sz="0" w:space="0" w:color="000000"/>
+              <w:t xml:space="preserve">Colonic Obstruction</w:t>
+            </w:r>
+          </w:p>
+        </w:tc>
+        <w:tc>
+          <w:tcPr>
+            <w:tcBorders>
+              <w:bottom w:val="none" w:sz="0" w:space="0" w:color="000000"/>
+              <w:top w:val="single" w:sz="4" w:space="0" w:color="000000"/>
               <w:left w:val="none" w:sz="0" w:space="0" w:color="000000"/>
               <w:right w:val="none" w:sz="0" w:space="0" w:color="000000"/>
             </w:tcBorders>
@@ -900,7 +872,7 @@
                 <w:szCs w:val="18"/>
                 <w:color w:val="000000"/>
               </w:rPr>
-              <w:t xml:space="preserve">27 (3%)</w:t>
+              <w:t xml:space="preserve">180 (19%)</w:t>
             </w:r>
           </w:p>
         </w:tc>
@@ -960,7 +932,7 @@
                 <w:szCs w:val="18"/>
                 <w:color w:val="000000"/>
               </w:rPr>
-              <w:t xml:space="preserve">Positive lymph nodes (n)</w:t>
+              <w:t xml:space="preserve">Bowel Perforation</w:t>
             </w:r>
           </w:p>
         </w:tc>
@@ -1015,7 +987,68 @@
                 <w:szCs w:val="18"/>
                 <w:color w:val="000000"/>
               </w:rPr>
-              <w:t xml:space="preserve">2 [1–5]</w:t>
+              <w:t xml:space="preserve">27 (3%)</w:t>
+            </w:r>
+          </w:p>
+        </w:tc>
+      </w:tr>
+      <w:tr>
+        <w:trPr>
+          <w:trHeight w:val="369" w:hRule="exact"/>
+        </w:trPr>
+        <w:tc>
+          <w:tcPr>
+            <w:gridSpan w:val="2"/>
+            <w:tcBorders>
+              <w:bottom w:val="single" w:sz="4" w:space="0" w:color="000000"/>
+              <w:top w:val="none" w:sz="0" w:space="0" w:color="000000"/>
+              <w:left w:val="none" w:sz="0" w:space="0" w:color="000000"/>
+              <w:right w:val="none" w:sz="0" w:space="0" w:color="000000"/>
+            </w:tcBorders>
+            <w:shd w:val="clear" w:color="auto" w:fill="FFFFFF"/>
+            <w:tcMar>
+              <w:top w:w="0" w:type="dxa"/>
+              <w:bottom w:w="0" w:type="dxa"/>
+              <w:left w:w="0" w:type="dxa"/>
+              <w:right w:w="0" w:type="dxa"/>
+            </w:tcMar>
+            <w:vAlign w:val="center"/>
+          </w:tcPr>
+          <w:p>
+            <w:pPr>
+              <w:pStyle w:val="Normal"/>
+              <w:jc w:val="left"/>
+              <w:pBdr>
+                <w:bottom w:val="none" w:sz="0" w:space="0" w:color="000000"/>
+                <w:top w:val="none" w:sz="0" w:space="0" w:color="000000"/>
+                <w:left w:val="none" w:sz="0" w:space="0" w:color="000000"/>
+                <w:right w:val="none" w:sz="0" w:space="0" w:color="000000"/>
+              </w:pBdr>
+              <w:spacing w:after="40" w:before="40" w:line="240"/>
+              <w:ind w:left="60" w:right="120" w:firstLine="0" w:firstLineChars="0"/>
+              <w:rPr>
+                <w:rFonts w:ascii="Arial" w:hAnsi="Arial" w:eastAsia="Arial" w:cs="Arial"/>
+                <w:i w:val="false"/>
+                <w:b w:val="true"/>
+                <w:u w:val="none"/>
+                <w:strike w:val="false"/>
+                <w:sz w:val="18"/>
+                <w:szCs w:val="18"/>
+                <w:color w:val="000000"/>
+              </w:rPr>
+            </w:pPr>
+            <w:r>
+              <w:rPr>
+                <w:rFonts w:ascii="Arial" w:hAnsi="Arial" w:eastAsia="Arial" w:cs="Arial"/>
+                <w:i w:val="false"/>
+                <w:b w:val="true"/>
+                <w:u w:val="none"/>
+                <w:strike w:val="false"/>
+                <w:sz w:val="18"/>
+                <w:szCs w:val="18"/>
+                <w:color w:val="000000"/>
+              </w:rPr>
+              <w:t xml:space="preserve">Tumor Characteristics</w:t>
             </w:r>
           </w:p>
         </w:tc>
@@ -1028,7 +1061,7 @@
           <w:tcPr>
             <w:tcBorders>
               <w:bottom w:val="none" w:sz="0" w:space="0" w:color="000000"/>
-              <w:top w:val="none" w:sz="0" w:space="0" w:color="000000"/>
+              <w:top w:val="single" w:sz="4" w:space="0" w:color="000000"/>
               <w:left w:val="none" w:sz="0" w:space="0" w:color="000000"/>
               <w:right w:val="none" w:sz="0" w:space="0" w:color="000000"/>
             </w:tcBorders>
@@ -1075,15 +1108,15 @@
                 <w:szCs w:val="18"/>
                 <w:color w:val="000000"/>
               </w:rPr>
-              <w:t xml:space="preserve">&gt; 4 positive nodes</w:t>
-            </w:r>
-          </w:p>
-        </w:tc>
-        <w:tc>
-          <w:tcPr>
-            <w:tcBorders>
-              <w:bottom w:val="none" w:sz="0" w:space="0" w:color="000000"/>
-              <w:top w:val="none" w:sz="0" w:space="0" w:color="000000"/>
+              <w:t xml:space="preserve">Positive Lymph Nodes (n)</w:t>
+            </w:r>
+          </w:p>
+        </w:tc>
+        <w:tc>
+          <w:tcPr>
+            <w:tcBorders>
+              <w:bottom w:val="none" w:sz="0" w:space="0" w:color="000000"/>
+              <w:top w:val="single" w:sz="4" w:space="0" w:color="000000"/>
               <w:left w:val="none" w:sz="0" w:space="0" w:color="000000"/>
               <w:right w:val="none" w:sz="0" w:space="0" w:color="000000"/>
             </w:tcBorders>
@@ -1130,7 +1163,7 @@
                 <w:szCs w:val="18"/>
                 <w:color w:val="000000"/>
               </w:rPr>
-              <w:t xml:space="preserve">255 (27%)</w:t>
+              <w:t xml:space="preserve">2 [1–5]</w:t>
             </w:r>
           </w:p>
         </w:tc>
@@ -1190,7 +1223,7 @@
                 <w:szCs w:val="18"/>
                 <w:color w:val="000000"/>
               </w:rPr>
-              <w:t xml:space="preserve">Tumor adherence</w:t>
+              <w:t xml:space="preserve">&gt; 4 Positive Nodes</w:t>
             </w:r>
           </w:p>
         </w:tc>
@@ -1245,7 +1278,7 @@
                 <w:szCs w:val="18"/>
                 <w:color w:val="000000"/>
               </w:rPr>
-              <w:t xml:space="preserve">135 (15%)</w:t>
+              <w:t xml:space="preserve">255 (27%)</w:t>
             </w:r>
           </w:p>
         </w:tc>
@@ -1287,25 +1320,25 @@
                 <w:rFonts w:ascii="Arial" w:hAnsi="Arial" w:eastAsia="Arial" w:cs="Arial"/>
                 <w:i w:val="false"/>
                 <w:b w:val="false"/>
-                <w:u w:val="single"/>
-                <w:strike w:val="false"/>
-                <w:sz w:val="18"/>
-                <w:szCs w:val="18"/>
-                <w:color w:val="000000"/>
-              </w:rPr>
-            </w:pPr>
-            <w:r>
-              <w:rPr>
-                <w:rFonts w:ascii="Arial" w:hAnsi="Arial" w:eastAsia="Arial" w:cs="Arial"/>
-                <w:i w:val="false"/>
-                <w:b w:val="false"/>
-                <w:u w:val="single"/>
-                <w:strike w:val="false"/>
-                <w:sz w:val="18"/>
-                <w:szCs w:val="18"/>
-                <w:color w:val="000000"/>
-              </w:rPr>
-              <w:t xml:space="preserve">Tumor differentiation</w:t>
+                <w:u w:val="none"/>
+                <w:strike w:val="false"/>
+                <w:sz w:val="18"/>
+                <w:szCs w:val="18"/>
+                <w:color w:val="000000"/>
+              </w:rPr>
+            </w:pPr>
+            <w:r>
+              <w:rPr>
+                <w:rFonts w:ascii="Arial" w:hAnsi="Arial" w:eastAsia="Arial" w:cs="Arial"/>
+                <w:i w:val="false"/>
+                <w:b w:val="false"/>
+                <w:u w:val="none"/>
+                <w:strike w:val="false"/>
+                <w:sz w:val="18"/>
+                <w:szCs w:val="18"/>
+                <w:color w:val="000000"/>
+              </w:rPr>
+              <w:t xml:space="preserve">Tumor Adherence</w:t>
             </w:r>
           </w:p>
         </w:tc>
@@ -1360,7 +1393,7 @@
                 <w:szCs w:val="18"/>
                 <w:color w:val="000000"/>
               </w:rPr>
-              <w:t xml:space="preserve"/>
+              <w:t xml:space="preserve">135 (15%)</w:t>
             </w:r>
           </w:p>
         </w:tc>
@@ -1397,30 +1430,30 @@
                 <w:right w:val="none" w:sz="0" w:space="0" w:color="000000"/>
               </w:pBdr>
               <w:spacing w:after="20" w:before="0" w:line="240"/>
-              <w:ind w:left="300" w:right="120" w:firstLine="0" w:firstLineChars="0"/>
-              <w:rPr>
-                <w:rFonts w:ascii="Arial" w:hAnsi="Arial" w:eastAsia="Arial" w:cs="Arial"/>
-                <w:i w:val="true"/>
-                <w:b w:val="false"/>
-                <w:u w:val="none"/>
-                <w:strike w:val="false"/>
-                <w:sz w:val="18"/>
-                <w:szCs w:val="18"/>
-                <w:color w:val="000000"/>
-              </w:rPr>
-            </w:pPr>
-            <w:r>
-              <w:rPr>
-                <w:rFonts w:ascii="Arial" w:hAnsi="Arial" w:eastAsia="Arial" w:cs="Arial"/>
-                <w:i w:val="true"/>
-                <w:b w:val="false"/>
-                <w:u w:val="none"/>
-                <w:strike w:val="false"/>
-                <w:sz w:val="18"/>
-                <w:szCs w:val="18"/>
-                <w:color w:val="000000"/>
-              </w:rPr>
-              <w:t xml:space="preserve">Well</w:t>
+              <w:ind w:left="180" w:right="120" w:firstLine="0" w:firstLineChars="0"/>
+              <w:rPr>
+                <w:rFonts w:ascii="Arial" w:hAnsi="Arial" w:eastAsia="Arial" w:cs="Arial"/>
+                <w:i w:val="false"/>
+                <w:b w:val="false"/>
+                <w:u w:val="single"/>
+                <w:strike w:val="false"/>
+                <w:sz w:val="18"/>
+                <w:szCs w:val="18"/>
+                <w:color w:val="000000"/>
+              </w:rPr>
+            </w:pPr>
+            <w:r>
+              <w:rPr>
+                <w:rFonts w:ascii="Arial" w:hAnsi="Arial" w:eastAsia="Arial" w:cs="Arial"/>
+                <w:i w:val="false"/>
+                <w:b w:val="false"/>
+                <w:u w:val="single"/>
+                <w:strike w:val="false"/>
+                <w:sz w:val="18"/>
+                <w:szCs w:val="18"/>
+                <w:color w:val="000000"/>
+              </w:rPr>
+              <w:t xml:space="preserve">Tumor Differentiation</w:t>
             </w:r>
           </w:p>
         </w:tc>
@@ -1475,7 +1508,7 @@
                 <w:szCs w:val="18"/>
                 <w:color w:val="000000"/>
               </w:rPr>
-              <w:t xml:space="preserve">93 (10%)</w:t>
+              <w:t xml:space="preserve"/>
             </w:r>
           </w:p>
         </w:tc>
@@ -1535,7 +1568,7 @@
                 <w:szCs w:val="18"/>
                 <w:color w:val="000000"/>
               </w:rPr>
-              <w:t xml:space="preserve">Moderate</w:t>
+              <w:t xml:space="preserve">Well</w:t>
             </w:r>
           </w:p>
         </w:tc>
@@ -1590,7 +1623,7 @@
                 <w:szCs w:val="18"/>
                 <w:color w:val="000000"/>
               </w:rPr>
-              <w:t xml:space="preserve">663 (73%)</w:t>
+              <w:t xml:space="preserve">93 (10%)</w:t>
             </w:r>
           </w:p>
         </w:tc>
@@ -1650,7 +1683,7 @@
                 <w:szCs w:val="18"/>
                 <w:color w:val="000000"/>
               </w:rPr>
-              <w:t xml:space="preserve">Poor</w:t>
+              <w:t xml:space="preserve">Moderate</w:t>
             </w:r>
           </w:p>
         </w:tc>
@@ -1705,7 +1738,7 @@
                 <w:szCs w:val="18"/>
                 <w:color w:val="000000"/>
               </w:rPr>
-              <w:t xml:space="preserve">150 (17%)</w:t>
+              <w:t xml:space="preserve">663 (73%)</w:t>
             </w:r>
           </w:p>
         </w:tc>
@@ -1742,30 +1775,30 @@
                 <w:right w:val="none" w:sz="0" w:space="0" w:color="000000"/>
               </w:pBdr>
               <w:spacing w:after="20" w:before="0" w:line="240"/>
-              <w:ind w:left="180" w:right="120" w:firstLine="0" w:firstLineChars="0"/>
-              <w:rPr>
-                <w:rFonts w:ascii="Arial" w:hAnsi="Arial" w:eastAsia="Arial" w:cs="Arial"/>
-                <w:i w:val="false"/>
-                <w:b w:val="false"/>
-                <w:u w:val="single"/>
-                <w:strike w:val="false"/>
-                <w:sz w:val="18"/>
-                <w:szCs w:val="18"/>
-                <w:color w:val="000000"/>
-              </w:rPr>
-            </w:pPr>
-            <w:r>
-              <w:rPr>
-                <w:rFonts w:ascii="Arial" w:hAnsi="Arial" w:eastAsia="Arial" w:cs="Arial"/>
-                <w:i w:val="false"/>
-                <w:b w:val="false"/>
-                <w:u w:val="single"/>
-                <w:strike w:val="false"/>
-                <w:sz w:val="18"/>
-                <w:szCs w:val="18"/>
-                <w:color w:val="000000"/>
-              </w:rPr>
-              <w:t xml:space="preserve">Extent of local spread</w:t>
+              <w:ind w:left="300" w:right="120" w:firstLine="0" w:firstLineChars="0"/>
+              <w:rPr>
+                <w:rFonts w:ascii="Arial" w:hAnsi="Arial" w:eastAsia="Arial" w:cs="Arial"/>
+                <w:i w:val="true"/>
+                <w:b w:val="false"/>
+                <w:u w:val="none"/>
+                <w:strike w:val="false"/>
+                <w:sz w:val="18"/>
+                <w:szCs w:val="18"/>
+                <w:color w:val="000000"/>
+              </w:rPr>
+            </w:pPr>
+            <w:r>
+              <w:rPr>
+                <w:rFonts w:ascii="Arial" w:hAnsi="Arial" w:eastAsia="Arial" w:cs="Arial"/>
+                <w:i w:val="true"/>
+                <w:b w:val="false"/>
+                <w:u w:val="none"/>
+                <w:strike w:val="false"/>
+                <w:sz w:val="18"/>
+                <w:szCs w:val="18"/>
+                <w:color w:val="000000"/>
+              </w:rPr>
+              <w:t xml:space="preserve">Poor</w:t>
             </w:r>
           </w:p>
         </w:tc>
@@ -1820,7 +1853,7 @@
                 <w:szCs w:val="18"/>
                 <w:color w:val="000000"/>
               </w:rPr>
-              <w:t xml:space="preserve"/>
+              <w:t xml:space="preserve">150 (17%)</w:t>
             </w:r>
           </w:p>
         </w:tc>
@@ -1857,30 +1890,30 @@
                 <w:right w:val="none" w:sz="0" w:space="0" w:color="000000"/>
               </w:pBdr>
               <w:spacing w:after="20" w:before="0" w:line="240"/>
-              <w:ind w:left="300" w:right="120" w:firstLine="0" w:firstLineChars="0"/>
-              <w:rPr>
-                <w:rFonts w:ascii="Arial" w:hAnsi="Arial" w:eastAsia="Arial" w:cs="Arial"/>
-                <w:i w:val="true"/>
-                <w:b w:val="false"/>
-                <w:u w:val="none"/>
-                <w:strike w:val="false"/>
-                <w:sz w:val="18"/>
-                <w:szCs w:val="18"/>
-                <w:color w:val="000000"/>
-              </w:rPr>
-            </w:pPr>
-            <w:r>
-              <w:rPr>
-                <w:rFonts w:ascii="Arial" w:hAnsi="Arial" w:eastAsia="Arial" w:cs="Arial"/>
-                <w:i w:val="true"/>
-                <w:b w:val="false"/>
-                <w:u w:val="none"/>
-                <w:strike w:val="false"/>
-                <w:sz w:val="18"/>
-                <w:szCs w:val="18"/>
-                <w:color w:val="000000"/>
-              </w:rPr>
-              <w:t xml:space="preserve">Submucosa</w:t>
+              <w:ind w:left="180" w:right="120" w:firstLine="0" w:firstLineChars="0"/>
+              <w:rPr>
+                <w:rFonts w:ascii="Arial" w:hAnsi="Arial" w:eastAsia="Arial" w:cs="Arial"/>
+                <w:i w:val="false"/>
+                <w:b w:val="false"/>
+                <w:u w:val="single"/>
+                <w:strike w:val="false"/>
+                <w:sz w:val="18"/>
+                <w:szCs w:val="18"/>
+                <w:color w:val="000000"/>
+              </w:rPr>
+            </w:pPr>
+            <w:r>
+              <w:rPr>
+                <w:rFonts w:ascii="Arial" w:hAnsi="Arial" w:eastAsia="Arial" w:cs="Arial"/>
+                <w:i w:val="false"/>
+                <w:b w:val="false"/>
+                <w:u w:val="single"/>
+                <w:strike w:val="false"/>
+                <w:sz w:val="18"/>
+                <w:szCs w:val="18"/>
+                <w:color w:val="000000"/>
+              </w:rPr>
+              <w:t xml:space="preserve">Extent Of Local Spread</w:t>
             </w:r>
           </w:p>
         </w:tc>
@@ -1935,7 +1968,7 @@
                 <w:szCs w:val="18"/>
                 <w:color w:val="000000"/>
               </w:rPr>
-              <w:t xml:space="preserve">21 (2%)</w:t>
+              <w:t xml:space="preserve"/>
             </w:r>
           </w:p>
         </w:tc>
@@ -1995,7 +2028,7 @@
                 <w:szCs w:val="18"/>
                 <w:color w:val="000000"/>
               </w:rPr>
-              <w:t xml:space="preserve">Muscle</w:t>
+              <w:t xml:space="preserve">Submucosa</w:t>
             </w:r>
           </w:p>
         </w:tc>
@@ -2050,7 +2083,7 @@
                 <w:szCs w:val="18"/>
                 <w:color w:val="000000"/>
               </w:rPr>
-              <w:t xml:space="preserve">106 (11%)</w:t>
+              <w:t xml:space="preserve">21 (2%)</w:t>
             </w:r>
           </w:p>
         </w:tc>
@@ -2110,7 +2143,7 @@
                 <w:szCs w:val="18"/>
                 <w:color w:val="000000"/>
               </w:rPr>
-              <w:t xml:space="preserve">Serosa</w:t>
+              <w:t xml:space="preserve">Muscle</w:t>
             </w:r>
           </w:p>
         </w:tc>
@@ -2165,7 +2198,7 @@
                 <w:szCs w:val="18"/>
                 <w:color w:val="000000"/>
               </w:rPr>
-              <w:t xml:space="preserve">759 (82%)</w:t>
+              <w:t xml:space="preserve">106 (11%)</w:t>
             </w:r>
           </w:p>
         </w:tc>
@@ -2225,7 +2258,122 @@
                 <w:szCs w:val="18"/>
                 <w:color w:val="000000"/>
               </w:rPr>
-              <w:t xml:space="preserve">Contiguous structures</w:t>
+              <w:t xml:space="preserve">Serosa</w:t>
+            </w:r>
+          </w:p>
+        </w:tc>
+        <w:tc>
+          <w:tcPr>
+            <w:tcBorders>
+              <w:bottom w:val="none" w:sz="0" w:space="0" w:color="000000"/>
+              <w:top w:val="none" w:sz="0" w:space="0" w:color="000000"/>
+              <w:left w:val="none" w:sz="0" w:space="0" w:color="000000"/>
+              <w:right w:val="none" w:sz="0" w:space="0" w:color="000000"/>
+            </w:tcBorders>
+            <w:shd w:val="clear" w:color="auto" w:fill="FFFFFF"/>
+            <w:tcMar>
+              <w:top w:w="0" w:type="dxa"/>
+              <w:bottom w:w="0" w:type="dxa"/>
+              <w:left w:w="0" w:type="dxa"/>
+              <w:right w:w="0" w:type="dxa"/>
+            </w:tcMar>
+            <w:vAlign w:val="center"/>
+          </w:tcPr>
+          <w:p>
+            <w:pPr>
+              <w:pStyle w:val="Normal"/>
+              <w:jc w:val="center"/>
+              <w:pBdr>
+                <w:bottom w:val="none" w:sz="0" w:space="0" w:color="000000"/>
+                <w:top w:val="none" w:sz="0" w:space="0" w:color="000000"/>
+                <w:left w:val="none" w:sz="0" w:space="0" w:color="000000"/>
+                <w:right w:val="none" w:sz="0" w:space="0" w:color="000000"/>
+              </w:pBdr>
+              <w:spacing w:after="20" w:before="0" w:line="240"/>
+              <w:ind w:left="0" w:right="120" w:firstLine="0" w:firstLineChars="0"/>
+              <w:rPr>
+                <w:rFonts w:ascii="Arial" w:hAnsi="Arial" w:eastAsia="Arial" w:cs="Arial"/>
+                <w:i w:val="false"/>
+                <w:b w:val="false"/>
+                <w:u w:val="none"/>
+                <w:strike w:val="false"/>
+                <w:sz w:val="18"/>
+                <w:szCs w:val="18"/>
+                <w:color w:val="000000"/>
+              </w:rPr>
+            </w:pPr>
+            <w:r>
+              <w:rPr>
+                <w:rFonts w:ascii="Arial" w:hAnsi="Arial" w:eastAsia="Arial" w:cs="Arial"/>
+                <w:i w:val="false"/>
+                <w:b w:val="false"/>
+                <w:u w:val="none"/>
+                <w:strike w:val="false"/>
+                <w:sz w:val="18"/>
+                <w:szCs w:val="18"/>
+                <w:color w:val="000000"/>
+              </w:rPr>
+              <w:t xml:space="preserve">759 (82%)</w:t>
+            </w:r>
+          </w:p>
+        </w:tc>
+      </w:tr>
+      <w:tr>
+        <w:trPr>
+          <w:trHeight w:val="270" w:hRule="exact"/>
+        </w:trPr>
+        <w:tc>
+          <w:tcPr>
+            <w:tcBorders>
+              <w:bottom w:val="none" w:sz="0" w:space="0" w:color="000000"/>
+              <w:top w:val="none" w:sz="0" w:space="0" w:color="000000"/>
+              <w:left w:val="none" w:sz="0" w:space="0" w:color="000000"/>
+              <w:right w:val="none" w:sz="0" w:space="0" w:color="000000"/>
+            </w:tcBorders>
+            <w:shd w:val="clear" w:color="auto" w:fill="FFFFFF"/>
+            <w:tcMar>
+              <w:top w:w="0" w:type="dxa"/>
+              <w:bottom w:w="0" w:type="dxa"/>
+              <w:left w:w="0" w:type="dxa"/>
+              <w:right w:w="0" w:type="dxa"/>
+            </w:tcMar>
+            <w:vAlign w:val="center"/>
+          </w:tcPr>
+          <w:p>
+            <w:pPr>
+              <w:pStyle w:val="Normal"/>
+              <w:jc w:val="left"/>
+              <w:pBdr>
+                <w:bottom w:val="none" w:sz="0" w:space="0" w:color="000000"/>
+                <w:top w:val="none" w:sz="0" w:space="0" w:color="000000"/>
+                <w:left w:val="none" w:sz="0" w:space="0" w:color="000000"/>
+                <w:right w:val="none" w:sz="0" w:space="0" w:color="000000"/>
+              </w:pBdr>
+              <w:spacing w:after="20" w:before="0" w:line="240"/>
+              <w:ind w:left="300" w:right="120" w:firstLine="0" w:firstLineChars="0"/>
+              <w:rPr>
+                <w:rFonts w:ascii="Arial" w:hAnsi="Arial" w:eastAsia="Arial" w:cs="Arial"/>
+                <w:i w:val="true"/>
+                <w:b w:val="false"/>
+                <w:u w:val="none"/>
+                <w:strike w:val="false"/>
+                <w:sz w:val="18"/>
+                <w:szCs w:val="18"/>
+                <w:color w:val="000000"/>
+              </w:rPr>
+            </w:pPr>
+            <w:r>
+              <w:rPr>
+                <w:rFonts w:ascii="Arial" w:hAnsi="Arial" w:eastAsia="Arial" w:cs="Arial"/>
+                <w:i w:val="true"/>
+                <w:b w:val="false"/>
+                <w:u w:val="none"/>
+                <w:strike w:val="false"/>
+                <w:sz w:val="18"/>
+                <w:szCs w:val="18"/>
+                <w:color w:val="000000"/>
+              </w:rPr>
+              <w:t xml:space="preserve">Contiguous Structures</w:t>
             </w:r>
           </w:p>
         </w:tc>
@@ -2516,7 +2664,7 @@
                 <w:szCs w:val="18"/>
                 <w:color w:val="000000"/>
               </w:rPr>
-              <w:t xml:space="preserve">No recurrence</w:t>
+              <w:t xml:space="preserve">No Recurrence</w:t>
             </w:r>
           </w:p>
         </w:tc>
@@ -2746,7 +2894,7 @@
                 <w:szCs w:val="18"/>
                 <w:color w:val="000000"/>
               </w:rPr>
-              <w:t xml:space="preserve">Treatment arm</w:t>
+              <w:t xml:space="preserve">Treatment Arm</w:t>
             </w:r>
           </w:p>
         </w:tc>
@@ -2861,7 +3009,7 @@
                 <w:szCs w:val="18"/>
                 <w:color w:val="000000"/>
               </w:rPr>
-              <w:t xml:space="preserve">Levamisole + 5fu</w:t>
+              <w:t xml:space="preserve">Levamisole + 5FU</w:t>
             </w:r>
           </w:p>
         </w:tc>

--- a/development/tools/run-vignette/tables/Tern_descriptive.docx
+++ b/development/tools/run-vignette/tables/Tern_descriptive.docx
@@ -17,6 +17,7 @@
           <w:trHeight w:val="711" w:hRule="auto"/>
           <w:tblHeader/>
         </w:trPr>
+        header 1
         <w:tc>
           <w:tcPr>
             <w:tcBorders>
@@ -36,7 +37,6 @@
           </w:tcPr>
           <w:p>
             <w:pPr>
-              <w:pStyle w:val="Normal"/>
               <w:jc w:val="left"/>
               <w:pBdr>
                 <w:bottom w:val="none" w:sz="0" w:space="0" w:color="000000"/>
@@ -117,7 +117,6 @@
           </w:tcPr>
           <w:p>
             <w:pPr>
-              <w:pStyle w:val="Normal"/>
               <w:jc w:val="center"/>
               <w:pBdr>
                 <w:bottom w:val="none" w:sz="0" w:space="0" w:color="000000"/>
@@ -184,6 +183,7 @@
         <w:trPr>
           <w:trHeight w:val="369" w:hRule="exact"/>
         </w:trPr>
+        body 1
         <w:tc>
           <w:tcPr>
             <w:gridSpan w:val="2"/>
@@ -204,7 +204,6 @@
           </w:tcPr>
           <w:p>
             <w:pPr>
-              <w:pStyle w:val="Normal"/>
               <w:jc w:val="left"/>
               <w:pBdr>
                 <w:bottom w:val="none" w:sz="0" w:space="0" w:color="000000"/>
@@ -245,6 +244,7 @@
         <w:trPr>
           <w:trHeight w:val="270" w:hRule="exact"/>
         </w:trPr>
+        body 2
         <w:tc>
           <w:tcPr>
             <w:tcBorders>
@@ -264,7 +264,6 @@
           </w:tcPr>
           <w:p>
             <w:pPr>
-              <w:pStyle w:val="Normal"/>
               <w:jc w:val="left"/>
               <w:pBdr>
                 <w:bottom w:val="none" w:sz="0" w:space="0" w:color="000000"/>
@@ -319,7 +318,6 @@
           </w:tcPr>
           <w:p>
             <w:pPr>
-              <w:pStyle w:val="Normal"/>
               <w:jc w:val="center"/>
               <w:pBdr>
                 <w:bottom w:val="none" w:sz="0" w:space="0" w:color="000000"/>
@@ -360,6 +358,7 @@
         <w:trPr>
           <w:trHeight w:val="270" w:hRule="exact"/>
         </w:trPr>
+        body 3
         <w:tc>
           <w:tcPr>
             <w:tcBorders>
@@ -379,7 +378,6 @@
           </w:tcPr>
           <w:p>
             <w:pPr>
-              <w:pStyle w:val="Normal"/>
               <w:jc w:val="left"/>
               <w:pBdr>
                 <w:bottom w:val="none" w:sz="0" w:space="0" w:color="000000"/>
@@ -434,7 +432,6 @@
           </w:tcPr>
           <w:p>
             <w:pPr>
-              <w:pStyle w:val="Normal"/>
               <w:jc w:val="center"/>
               <w:pBdr>
                 <w:bottom w:val="none" w:sz="0" w:space="0" w:color="000000"/>
@@ -475,6 +472,7 @@
         <w:trPr>
           <w:trHeight w:val="270" w:hRule="exact"/>
         </w:trPr>
+        body 4
         <w:tc>
           <w:tcPr>
             <w:tcBorders>
@@ -494,7 +492,6 @@
           </w:tcPr>
           <w:p>
             <w:pPr>
-              <w:pStyle w:val="Normal"/>
               <w:jc w:val="left"/>
               <w:pBdr>
                 <w:bottom w:val="none" w:sz="0" w:space="0" w:color="000000"/>
@@ -549,7 +546,6 @@
           </w:tcPr>
           <w:p>
             <w:pPr>
-              <w:pStyle w:val="Normal"/>
               <w:jc w:val="center"/>
               <w:pBdr>
                 <w:bottom w:val="none" w:sz="0" w:space="0" w:color="000000"/>
@@ -590,6 +586,7 @@
         <w:trPr>
           <w:trHeight w:val="270" w:hRule="exact"/>
         </w:trPr>
+        body 5
         <w:tc>
           <w:tcPr>
             <w:tcBorders>
@@ -609,7 +606,6 @@
           </w:tcPr>
           <w:p>
             <w:pPr>
-              <w:pStyle w:val="Normal"/>
               <w:jc w:val="left"/>
               <w:pBdr>
                 <w:bottom w:val="none" w:sz="0" w:space="0" w:color="000000"/>
@@ -664,7 +660,6 @@
           </w:tcPr>
           <w:p>
             <w:pPr>
-              <w:pStyle w:val="Normal"/>
               <w:jc w:val="center"/>
               <w:pBdr>
                 <w:bottom w:val="none" w:sz="0" w:space="0" w:color="000000"/>
@@ -705,6 +700,7 @@
         <w:trPr>
           <w:trHeight w:val="369" w:hRule="exact"/>
         </w:trPr>
+        body 6
         <w:tc>
           <w:tcPr>
             <w:gridSpan w:val="2"/>
@@ -725,7 +721,6 @@
           </w:tcPr>
           <w:p>
             <w:pPr>
-              <w:pStyle w:val="Normal"/>
               <w:jc w:val="left"/>
               <w:pBdr>
                 <w:bottom w:val="none" w:sz="0" w:space="0" w:color="000000"/>
@@ -766,6 +761,7 @@
         <w:trPr>
           <w:trHeight w:val="270" w:hRule="exact"/>
         </w:trPr>
+        body 7
         <w:tc>
           <w:tcPr>
             <w:tcBorders>
@@ -785,7 +781,6 @@
           </w:tcPr>
           <w:p>
             <w:pPr>
-              <w:pStyle w:val="Normal"/>
               <w:jc w:val="left"/>
               <w:pBdr>
                 <w:bottom w:val="none" w:sz="0" w:space="0" w:color="000000"/>
@@ -840,7 +835,6 @@
           </w:tcPr>
           <w:p>
             <w:pPr>
-              <w:pStyle w:val="Normal"/>
               <w:jc w:val="center"/>
               <w:pBdr>
                 <w:bottom w:val="none" w:sz="0" w:space="0" w:color="000000"/>
@@ -881,6 +875,7 @@
         <w:trPr>
           <w:trHeight w:val="270" w:hRule="exact"/>
         </w:trPr>
+        body 8
         <w:tc>
           <w:tcPr>
             <w:tcBorders>
@@ -900,7 +895,6 @@
           </w:tcPr>
           <w:p>
             <w:pPr>
-              <w:pStyle w:val="Normal"/>
               <w:jc w:val="left"/>
               <w:pBdr>
                 <w:bottom w:val="none" w:sz="0" w:space="0" w:color="000000"/>
@@ -955,7 +949,6 @@
           </w:tcPr>
           <w:p>
             <w:pPr>
-              <w:pStyle w:val="Normal"/>
               <w:jc w:val="center"/>
               <w:pBdr>
                 <w:bottom w:val="none" w:sz="0" w:space="0" w:color="000000"/>
@@ -996,6 +989,7 @@
         <w:trPr>
           <w:trHeight w:val="369" w:hRule="exact"/>
         </w:trPr>
+        body 9
         <w:tc>
           <w:tcPr>
             <w:gridSpan w:val="2"/>
@@ -1016,7 +1010,6 @@
           </w:tcPr>
           <w:p>
             <w:pPr>
-              <w:pStyle w:val="Normal"/>
               <w:jc w:val="left"/>
               <w:pBdr>
                 <w:bottom w:val="none" w:sz="0" w:space="0" w:color="000000"/>
@@ -1057,6 +1050,7 @@
         <w:trPr>
           <w:trHeight w:val="270" w:hRule="exact"/>
         </w:trPr>
+        body10
         <w:tc>
           <w:tcPr>
             <w:tcBorders>
@@ -1076,7 +1070,6 @@
           </w:tcPr>
           <w:p>
             <w:pPr>
-              <w:pStyle w:val="Normal"/>
               <w:jc w:val="left"/>
               <w:pBdr>
                 <w:bottom w:val="none" w:sz="0" w:space="0" w:color="000000"/>
@@ -1131,7 +1124,6 @@
           </w:tcPr>
           <w:p>
             <w:pPr>
-              <w:pStyle w:val="Normal"/>
               <w:jc w:val="center"/>
               <w:pBdr>
                 <w:bottom w:val="none" w:sz="0" w:space="0" w:color="000000"/>
@@ -1172,6 +1164,7 @@
         <w:trPr>
           <w:trHeight w:val="270" w:hRule="exact"/>
         </w:trPr>
+        body11
         <w:tc>
           <w:tcPr>
             <w:tcBorders>
@@ -1191,7 +1184,6 @@
           </w:tcPr>
           <w:p>
             <w:pPr>
-              <w:pStyle w:val="Normal"/>
               <w:jc w:val="left"/>
               <w:pBdr>
                 <w:bottom w:val="none" w:sz="0" w:space="0" w:color="000000"/>
@@ -1246,7 +1238,6 @@
           </w:tcPr>
           <w:p>
             <w:pPr>
-              <w:pStyle w:val="Normal"/>
               <w:jc w:val="center"/>
               <w:pBdr>
                 <w:bottom w:val="none" w:sz="0" w:space="0" w:color="000000"/>
@@ -1287,6 +1278,7 @@
         <w:trPr>
           <w:trHeight w:val="270" w:hRule="exact"/>
         </w:trPr>
+        body12
         <w:tc>
           <w:tcPr>
             <w:tcBorders>
@@ -1306,7 +1298,6 @@
           </w:tcPr>
           <w:p>
             <w:pPr>
-              <w:pStyle w:val="Normal"/>
               <w:jc w:val="left"/>
               <w:pBdr>
                 <w:bottom w:val="none" w:sz="0" w:space="0" w:color="000000"/>
@@ -1361,7 +1352,6 @@
           </w:tcPr>
           <w:p>
             <w:pPr>
-              <w:pStyle w:val="Normal"/>
               <w:jc w:val="center"/>
               <w:pBdr>
                 <w:bottom w:val="none" w:sz="0" w:space="0" w:color="000000"/>
@@ -1402,6 +1392,7 @@
         <w:trPr>
           <w:trHeight w:val="270" w:hRule="exact"/>
         </w:trPr>
+        body13
         <w:tc>
           <w:tcPr>
             <w:tcBorders>
@@ -1421,7 +1412,6 @@
           </w:tcPr>
           <w:p>
             <w:pPr>
-              <w:pStyle w:val="Normal"/>
               <w:jc w:val="left"/>
               <w:pBdr>
                 <w:bottom w:val="none" w:sz="0" w:space="0" w:color="000000"/>
@@ -1476,7 +1466,6 @@
           </w:tcPr>
           <w:p>
             <w:pPr>
-              <w:pStyle w:val="Normal"/>
               <w:jc w:val="center"/>
               <w:pBdr>
                 <w:bottom w:val="none" w:sz="0" w:space="0" w:color="000000"/>
@@ -1517,6 +1506,7 @@
         <w:trPr>
           <w:trHeight w:val="270" w:hRule="exact"/>
         </w:trPr>
+        body14
         <w:tc>
           <w:tcPr>
             <w:tcBorders>
@@ -1536,7 +1526,6 @@
           </w:tcPr>
           <w:p>
             <w:pPr>
-              <w:pStyle w:val="Normal"/>
               <w:jc w:val="left"/>
               <w:pBdr>
                 <w:bottom w:val="none" w:sz="0" w:space="0" w:color="000000"/>
@@ -1591,7 +1580,6 @@
           </w:tcPr>
           <w:p>
             <w:pPr>
-              <w:pStyle w:val="Normal"/>
               <w:jc w:val="center"/>
               <w:pBdr>
                 <w:bottom w:val="none" w:sz="0" w:space="0" w:color="000000"/>
@@ -1632,6 +1620,7 @@
         <w:trPr>
           <w:trHeight w:val="270" w:hRule="exact"/>
         </w:trPr>
+        body15
         <w:tc>
           <w:tcPr>
             <w:tcBorders>
@@ -1651,7 +1640,6 @@
           </w:tcPr>
           <w:p>
             <w:pPr>
-              <w:pStyle w:val="Normal"/>
               <w:jc w:val="left"/>
               <w:pBdr>
                 <w:bottom w:val="none" w:sz="0" w:space="0" w:color="000000"/>
@@ -1706,7 +1694,6 @@
           </w:tcPr>
           <w:p>
             <w:pPr>
-              <w:pStyle w:val="Normal"/>
               <w:jc w:val="center"/>
               <w:pBdr>
                 <w:bottom w:val="none" w:sz="0" w:space="0" w:color="000000"/>
@@ -1747,6 +1734,7 @@
         <w:trPr>
           <w:trHeight w:val="270" w:hRule="exact"/>
         </w:trPr>
+        body16
         <w:tc>
           <w:tcPr>
             <w:tcBorders>
@@ -1766,7 +1754,6 @@
           </w:tcPr>
           <w:p>
             <w:pPr>
-              <w:pStyle w:val="Normal"/>
               <w:jc w:val="left"/>
               <w:pBdr>
                 <w:bottom w:val="none" w:sz="0" w:space="0" w:color="000000"/>
@@ -1821,7 +1808,6 @@
           </w:tcPr>
           <w:p>
             <w:pPr>
-              <w:pStyle w:val="Normal"/>
               <w:jc w:val="center"/>
               <w:pBdr>
                 <w:bottom w:val="none" w:sz="0" w:space="0" w:color="000000"/>
@@ -1862,6 +1848,7 @@
         <w:trPr>
           <w:trHeight w:val="270" w:hRule="exact"/>
         </w:trPr>
+        body17
         <w:tc>
           <w:tcPr>
             <w:tcBorders>
@@ -1881,7 +1868,6 @@
           </w:tcPr>
           <w:p>
             <w:pPr>
-              <w:pStyle w:val="Normal"/>
               <w:jc w:val="left"/>
               <w:pBdr>
                 <w:bottom w:val="none" w:sz="0" w:space="0" w:color="000000"/>
@@ -1936,7 +1922,6 @@
           </w:tcPr>
           <w:p>
             <w:pPr>
-              <w:pStyle w:val="Normal"/>
               <w:jc w:val="center"/>
               <w:pBdr>
                 <w:bottom w:val="none" w:sz="0" w:space="0" w:color="000000"/>
@@ -1977,6 +1962,7 @@
         <w:trPr>
           <w:trHeight w:val="270" w:hRule="exact"/>
         </w:trPr>
+        body18
         <w:tc>
           <w:tcPr>
             <w:tcBorders>
@@ -1996,7 +1982,6 @@
           </w:tcPr>
           <w:p>
             <w:pPr>
-              <w:pStyle w:val="Normal"/>
               <w:jc w:val="left"/>
               <w:pBdr>
                 <w:bottom w:val="none" w:sz="0" w:space="0" w:color="000000"/>
@@ -2051,7 +2036,6 @@
           </w:tcPr>
           <w:p>
             <w:pPr>
-              <w:pStyle w:val="Normal"/>
               <w:jc w:val="center"/>
               <w:pBdr>
                 <w:bottom w:val="none" w:sz="0" w:space="0" w:color="000000"/>
@@ -2092,6 +2076,7 @@
         <w:trPr>
           <w:trHeight w:val="270" w:hRule="exact"/>
         </w:trPr>
+        body19
         <w:tc>
           <w:tcPr>
             <w:tcBorders>
@@ -2111,7 +2096,6 @@
           </w:tcPr>
           <w:p>
             <w:pPr>
-              <w:pStyle w:val="Normal"/>
               <w:jc w:val="left"/>
               <w:pBdr>
                 <w:bottom w:val="none" w:sz="0" w:space="0" w:color="000000"/>
@@ -2166,7 +2150,6 @@
           </w:tcPr>
           <w:p>
             <w:pPr>
-              <w:pStyle w:val="Normal"/>
               <w:jc w:val="center"/>
               <w:pBdr>
                 <w:bottom w:val="none" w:sz="0" w:space="0" w:color="000000"/>
@@ -2207,6 +2190,7 @@
         <w:trPr>
           <w:trHeight w:val="270" w:hRule="exact"/>
         </w:trPr>
+        body20
         <w:tc>
           <w:tcPr>
             <w:tcBorders>
@@ -2226,7 +2210,6 @@
           </w:tcPr>
           <w:p>
             <w:pPr>
-              <w:pStyle w:val="Normal"/>
               <w:jc w:val="left"/>
               <w:pBdr>
                 <w:bottom w:val="none" w:sz="0" w:space="0" w:color="000000"/>
@@ -2281,7 +2264,6 @@
           </w:tcPr>
           <w:p>
             <w:pPr>
-              <w:pStyle w:val="Normal"/>
               <w:jc w:val="center"/>
               <w:pBdr>
                 <w:bottom w:val="none" w:sz="0" w:space="0" w:color="000000"/>
@@ -2322,6 +2304,7 @@
         <w:trPr>
           <w:trHeight w:val="270" w:hRule="exact"/>
         </w:trPr>
+        body21
         <w:tc>
           <w:tcPr>
             <w:tcBorders>
@@ -2341,7 +2324,6 @@
           </w:tcPr>
           <w:p>
             <w:pPr>
-              <w:pStyle w:val="Normal"/>
               <w:jc w:val="left"/>
               <w:pBdr>
                 <w:bottom w:val="none" w:sz="0" w:space="0" w:color="000000"/>
@@ -2396,7 +2378,6 @@
           </w:tcPr>
           <w:p>
             <w:pPr>
-              <w:pStyle w:val="Normal"/>
               <w:jc w:val="center"/>
               <w:pBdr>
                 <w:bottom w:val="none" w:sz="0" w:space="0" w:color="000000"/>
@@ -2437,6 +2418,7 @@
         <w:trPr>
           <w:trHeight w:val="369" w:hRule="exact"/>
         </w:trPr>
+        body22
         <w:tc>
           <w:tcPr>
             <w:gridSpan w:val="2"/>
@@ -2457,7 +2439,6 @@
           </w:tcPr>
           <w:p>
             <w:pPr>
-              <w:pStyle w:val="Normal"/>
               <w:jc w:val="left"/>
               <w:pBdr>
                 <w:bottom w:val="none" w:sz="0" w:space="0" w:color="000000"/>
@@ -2498,6 +2479,7 @@
         <w:trPr>
           <w:trHeight w:val="270" w:hRule="exact"/>
         </w:trPr>
+        body23
         <w:tc>
           <w:tcPr>
             <w:tcBorders>
@@ -2517,7 +2499,6 @@
           </w:tcPr>
           <w:p>
             <w:pPr>
-              <w:pStyle w:val="Normal"/>
               <w:jc w:val="left"/>
               <w:pBdr>
                 <w:bottom w:val="none" w:sz="0" w:space="0" w:color="000000"/>
@@ -2572,7 +2553,6 @@
           </w:tcPr>
           <w:p>
             <w:pPr>
-              <w:pStyle w:val="Normal"/>
               <w:jc w:val="center"/>
               <w:pBdr>
                 <w:bottom w:val="none" w:sz="0" w:space="0" w:color="000000"/>
@@ -2613,6 +2593,7 @@
         <w:trPr>
           <w:trHeight w:val="270" w:hRule="exact"/>
         </w:trPr>
+        body24
         <w:tc>
           <w:tcPr>
             <w:tcBorders>
@@ -2632,7 +2613,6 @@
           </w:tcPr>
           <w:p>
             <w:pPr>
-              <w:pStyle w:val="Normal"/>
               <w:jc w:val="left"/>
               <w:pBdr>
                 <w:bottom w:val="none" w:sz="0" w:space="0" w:color="000000"/>
@@ -2687,7 +2667,6 @@
           </w:tcPr>
           <w:p>
             <w:pPr>
-              <w:pStyle w:val="Normal"/>
               <w:jc w:val="center"/>
               <w:pBdr>
                 <w:bottom w:val="none" w:sz="0" w:space="0" w:color="000000"/>
@@ -2728,6 +2707,7 @@
         <w:trPr>
           <w:trHeight w:val="270" w:hRule="exact"/>
         </w:trPr>
+        body25
         <w:tc>
           <w:tcPr>
             <w:tcBorders>
@@ -2747,7 +2727,6 @@
           </w:tcPr>
           <w:p>
             <w:pPr>
-              <w:pStyle w:val="Normal"/>
               <w:jc w:val="left"/>
               <w:pBdr>
                 <w:bottom w:val="none" w:sz="0" w:space="0" w:color="000000"/>
@@ -2802,7 +2781,6 @@
           </w:tcPr>
           <w:p>
             <w:pPr>
-              <w:pStyle w:val="Normal"/>
               <w:jc w:val="center"/>
               <w:pBdr>
                 <w:bottom w:val="none" w:sz="0" w:space="0" w:color="000000"/>
@@ -2843,6 +2821,7 @@
         <w:trPr>
           <w:trHeight w:val="270" w:hRule="exact"/>
         </w:trPr>
+        body26
         <w:tc>
           <w:tcPr>
             <w:tcBorders>
@@ -2862,7 +2841,6 @@
           </w:tcPr>
           <w:p>
             <w:pPr>
-              <w:pStyle w:val="Normal"/>
               <w:jc w:val="left"/>
               <w:pBdr>
                 <w:bottom w:val="none" w:sz="0" w:space="0" w:color="000000"/>
@@ -2917,7 +2895,6 @@
           </w:tcPr>
           <w:p>
             <w:pPr>
-              <w:pStyle w:val="Normal"/>
               <w:jc w:val="center"/>
               <w:pBdr>
                 <w:bottom w:val="none" w:sz="0" w:space="0" w:color="000000"/>
@@ -2958,6 +2935,7 @@
         <w:trPr>
           <w:trHeight w:val="270" w:hRule="exact"/>
         </w:trPr>
+        body27
         <w:tc>
           <w:tcPr>
             <w:tcBorders>
@@ -2977,7 +2955,6 @@
           </w:tcPr>
           <w:p>
             <w:pPr>
-              <w:pStyle w:val="Normal"/>
               <w:jc w:val="left"/>
               <w:pBdr>
                 <w:bottom w:val="none" w:sz="0" w:space="0" w:color="000000"/>
@@ -3032,7 +3009,6 @@
           </w:tcPr>
           <w:p>
             <w:pPr>
-              <w:pStyle w:val="Normal"/>
               <w:jc w:val="center"/>
               <w:pBdr>
                 <w:bottom w:val="none" w:sz="0" w:space="0" w:color="000000"/>
@@ -3073,6 +3049,7 @@
         <w:trPr>
           <w:trHeight w:val="270" w:hRule="exact"/>
         </w:trPr>
+        body28
         <w:tc>
           <w:tcPr>
             <w:tcBorders>
@@ -3092,7 +3069,6 @@
           </w:tcPr>
           <w:p>
             <w:pPr>
-              <w:pStyle w:val="Normal"/>
               <w:jc w:val="left"/>
               <w:pBdr>
                 <w:bottom w:val="none" w:sz="0" w:space="0" w:color="000000"/>
@@ -3147,7 +3123,6 @@
           </w:tcPr>
           <w:p>
             <w:pPr>
-              <w:pStyle w:val="Normal"/>
               <w:jc w:val="center"/>
               <w:pBdr>
                 <w:bottom w:val="none" w:sz="0" w:space="0" w:color="000000"/>
@@ -3188,6 +3163,7 @@
         <w:trPr>
           <w:trHeight w:val="270" w:hRule="exact"/>
         </w:trPr>
+        body29
         <w:tc>
           <w:tcPr>
             <w:tcBorders>
@@ -3207,7 +3183,6 @@
           </w:tcPr>
           <w:p>
             <w:pPr>
-              <w:pStyle w:val="Normal"/>
               <w:jc w:val="left"/>
               <w:pBdr>
                 <w:bottom w:val="none" w:sz="0" w:space="0" w:color="000000"/>
@@ -3262,7 +3237,6 @@
           </w:tcPr>
           <w:p>
             <w:pPr>
-              <w:pStyle w:val="Normal"/>
               <w:jc w:val="center"/>
               <w:pBdr>
                 <w:bottom w:val="none" w:sz="0" w:space="0" w:color="000000"/>
@@ -3301,11 +3275,12 @@
       </w:tr>
     </w:tbl>
     <w:sectPr>
+      <w:footerReference w:officer="true" r:id="rId7" w:type="default">
+</w:footerReference>
+      <w:pgMar w:header="708" w:bottom="1417" w:top="1417" w:right="1417" w:left="1417" w:footer="708" w:gutter="0"/>
+      <w:pgSz w:h="16838" w:w="11906" w:orient="portrait"/>
       <w:type w:val="continuous"/>
-      <w:pgSz w:w="11900" w:h="16840"/>
-      <w:pgMar w:top="1417" w:right="1417" w:bottom="1417" w:left="1417" w:header="708" w:footer="708" w:gutter="0"/>
-      <w:cols w:space="708"/>
-      <w:docGrid w:linePitch="360"/>
+      <w:cols/>
     </w:sectPr>
   </w:body>
 </w:document>
@@ -3314,6 +3289,37 @@
 <file path=word/comments.xml><?xml version="1.0" encoding="utf-8"?>
 <w:comments xmlns:wpc="http://schemas.microsoft.com/office/word/2010/wordprocessingCanvas" xmlns:mo="http://schemas.microsoft.com/office/mac/office/2008/main" xmlns:mc="http://schemas.openxmlformats.org/markup-compatibility/2006" xmlns:mv="urn:schemas-microsoft-com:mac:vml" xmlns:o="urn:schemas-microsoft-com:office:office" xmlns:r="http://schemas.openxmlformats.org/officeDocument/2006/relationships" xmlns:m="http://schemas.openxmlformats.org/officeDocument/2006/math" xmlns:v="urn:schemas-microsoft-com:vml" xmlns:wp14="http://schemas.microsoft.com/office/word/2010/wordprocessingDrawing" xmlns:wp="http://schemas.openxmlformats.org/drawingml/2006/wordprocessingDrawing" xmlns:w10="urn:schemas-microsoft-com:office:word" xmlns:w="http://schemas.openxmlformats.org/wordprocessingml/2006/main" xmlns:w14="http://schemas.microsoft.com/office/word/2010/wordml" xmlns:wpg="http://schemas.microsoft.com/office/word/2010/wordprocessingGroup" xmlns:wpi="http://schemas.microsoft.com/office/word/2010/wordprocessingInk" xmlns:wne="http://schemas.microsoft.com/office/word/2006/wordml" xmlns:wps="http://schemas.microsoft.com/office/word/2010/wordprocessingShape" mc:Ignorable="w14 wp14">
 </w:comments>
+</file>
+
+<file path=word/footer1.xml><?xml version="1.0" encoding="utf-8"?>
+<w:ftr xmlns:wpc="http://schemas.microsoft.com/office/word/2010/wordprocessingCanvas" xmlns:cx="http://schemas.microsoft.com/office/drawing/2014/chartex" xmlns:cx1="http://schemas.microsoft.com/office/drawing/2015/9/8/chartex" xmlns:cx2="http://schemas.microsoft.com/office/drawing/2015/10/21/chartex" xmlns:cx3="http://schemas.microsoft.com/office/drawing/2016/5/9/chartex" xmlns:cx4="http://schemas.microsoft.com/office/drawing/2016/5/10/chartex" xmlns:cx5="http://schemas.microsoft.com/office/drawing/2016/5/11/chartex" xmlns:cx6="http://schemas.microsoft.com/office/drawing/2016/5/12/chartex" xmlns:cx7="http://schemas.microsoft.com/office/drawing/2016/5/13/chartex" xmlns:cx8="http://schemas.microsoft.com/office/drawing/2016/5/14/chartex" xmlns:mc="http://schemas.openxmlformats.org/markup-compatibility/2006" xmlns:aink="http://schemas.microsoft.com/office/drawing/2016/ink" xmlns:am3d="http://schemas.microsoft.com/office/drawing/2017/model3d" xmlns:o="urn:schemas-microsoft-com:office:office" xmlns:oel="http://schemas.microsoft.com/office/2019/extlst" xmlns:r="http://schemas.openxmlformats.org/officeDocument/2006/relationships" xmlns:m="http://schemas.openxmlformats.org/officeDocument/2006/math" xmlns:v="urn:schemas-microsoft-com:vml" xmlns:wp14="http://schemas.microsoft.com/office/word/2010/wordprocessingDrawing" xmlns:wp="http://schemas.openxmlformats.org/drawingml/2006/wordprocessingDrawing" xmlns:w10="urn:schemas-microsoft-com:office:word" xmlns:w="http://schemas.openxmlformats.org/wordprocessingml/2006/main" xmlns:w14="http://schemas.microsoft.com/office/word/2010/wordml" xmlns:w15="http://schemas.microsoft.com/office/word/2012/wordml" xmlns:w16cex="http://schemas.microsoft.com/office/word/2018/wordml/cex" xmlns:w16cid="http://schemas.microsoft.com/office/word/2016/wordml/cid" xmlns:w16="http://schemas.microsoft.com/office/word/2018/wordml" xmlns:w16sdtdh="http://schemas.microsoft.com/office/word/2020/wordml/sdtdatahash" xmlns:w16se="http://schemas.microsoft.com/office/word/2015/wordml/symex" xmlns:wpg="http://schemas.microsoft.com/office/word/2010/wordprocessingGroup" xmlns:wpi="http://schemas.microsoft.com/office/word/2010/wordprocessingInk" xmlns:wne="http://schemas.microsoft.com/office/word/2006/wordml" xmlns:wps="http://schemas.microsoft.com/office/word/2010/wordprocessingShape" mc:Ignorable="w14 w15 w16se w16cid w16 w16cex w16sdtdh wp14">
+  <w:p>
+    <w:pPr>
+      <w:jc w:val="left"/>
+      <w:pBdr>
+        <w:bottom w:val="none" w:sz="0" w:space="0" w:color="000000"/>
+        <w:top w:val="none" w:sz="0" w:space="0" w:color="000000"/>
+        <w:left w:val="none" w:sz="0" w:space="0" w:color="000000"/>
+        <w:right w:val="none" w:sz="0" w:space="0" w:color="000000"/>
+      </w:pBdr>
+      <w:spacing w:after="0" w:before="0" w:line="240"/>
+      <w:ind w:left="0" w:right="0" w:firstLine="0" w:firstLineChars="0"/>
+    </w:pPr>
+    <w:r>
+      <w:rPr>
+        <w:rFonts w:ascii="Arial" w:hAnsi="Arial" w:eastAsia="Arial" w:cs="Arial"/>
+        <w:i w:val="true"/>
+        <w:b w:val="true"/>
+        <w:u w:val="none"/>
+        <w:strike w:val="false"/>
+        <w:sz w:val="16"/>
+        <w:szCs w:val="16"/>
+        <w:color w:val="000000"/>
+      </w:rPr>
+      <w:t xml:space="preserve">Created with TernTables v1.6.3. Please cite: Preston JD, Abadiotakis H, Tang A, Aslam MV, Rust CJ, Chan JL. TernTables: Publication-ready summary tables and statistical testing for clinical research. R package version 1.6.3, 2026. Available at: https://github.com/jdpreston30/TernTables (Web interface: https://tern-tables.com)</w:t>
+    </w:r>
+  </w:p>
+</w:ftr>
 </file>
 
 <file path=word/footnotes.xml><?xml version="1.0" encoding="utf-8"?>

--- a/development/tools/run-vignette/tables/Tern_descriptive.docx
+++ b/development/tools/run-vignette/tables/Tern_descriptive.docx
@@ -17,7 +17,6 @@
           <w:trHeight w:val="711" w:hRule="auto"/>
           <w:tblHeader/>
         </w:trPr>
-        header 1
         <w:tc>
           <w:tcPr>
             <w:tcBorders>
@@ -37,6 +36,7 @@
           </w:tcPr>
           <w:p>
             <w:pPr>
+              <w:pStyle w:val="Normal"/>
               <w:jc w:val="left"/>
               <w:pBdr>
                 <w:bottom w:val="none" w:sz="0" w:space="0" w:color="000000"/>
@@ -117,6 +117,7 @@
           </w:tcPr>
           <w:p>
             <w:pPr>
+              <w:pStyle w:val="Normal"/>
               <w:jc w:val="center"/>
               <w:pBdr>
                 <w:bottom w:val="none" w:sz="0" w:space="0" w:color="000000"/>
@@ -183,7 +184,6 @@
         <w:trPr>
           <w:trHeight w:val="369" w:hRule="exact"/>
         </w:trPr>
-        body 1
         <w:tc>
           <w:tcPr>
             <w:gridSpan w:val="2"/>
@@ -204,6 +204,7 @@
           </w:tcPr>
           <w:p>
             <w:pPr>
+              <w:pStyle w:val="Normal"/>
               <w:jc w:val="left"/>
               <w:pBdr>
                 <w:bottom w:val="none" w:sz="0" w:space="0" w:color="000000"/>
@@ -244,7 +245,6 @@
         <w:trPr>
           <w:trHeight w:val="270" w:hRule="exact"/>
         </w:trPr>
-        body 2
         <w:tc>
           <w:tcPr>
             <w:tcBorders>
@@ -264,6 +264,7 @@
           </w:tcPr>
           <w:p>
             <w:pPr>
+              <w:pStyle w:val="Normal"/>
               <w:jc w:val="left"/>
               <w:pBdr>
                 <w:bottom w:val="none" w:sz="0" w:space="0" w:color="000000"/>
@@ -318,6 +319,7 @@
           </w:tcPr>
           <w:p>
             <w:pPr>
+              <w:pStyle w:val="Normal"/>
               <w:jc w:val="center"/>
               <w:pBdr>
                 <w:bottom w:val="none" w:sz="0" w:space="0" w:color="000000"/>
@@ -358,7 +360,6 @@
         <w:trPr>
           <w:trHeight w:val="270" w:hRule="exact"/>
         </w:trPr>
-        body 3
         <w:tc>
           <w:tcPr>
             <w:tcBorders>
@@ -378,6 +379,7 @@
           </w:tcPr>
           <w:p>
             <w:pPr>
+              <w:pStyle w:val="Normal"/>
               <w:jc w:val="left"/>
               <w:pBdr>
                 <w:bottom w:val="none" w:sz="0" w:space="0" w:color="000000"/>
@@ -432,6 +434,7 @@
           </w:tcPr>
           <w:p>
             <w:pPr>
+              <w:pStyle w:val="Normal"/>
               <w:jc w:val="center"/>
               <w:pBdr>
                 <w:bottom w:val="none" w:sz="0" w:space="0" w:color="000000"/>
@@ -472,7 +475,6 @@
         <w:trPr>
           <w:trHeight w:val="270" w:hRule="exact"/>
         </w:trPr>
-        body 4
         <w:tc>
           <w:tcPr>
             <w:tcBorders>
@@ -492,6 +494,7 @@
           </w:tcPr>
           <w:p>
             <w:pPr>
+              <w:pStyle w:val="Normal"/>
               <w:jc w:val="left"/>
               <w:pBdr>
                 <w:bottom w:val="none" w:sz="0" w:space="0" w:color="000000"/>
@@ -546,6 +549,7 @@
           </w:tcPr>
           <w:p>
             <w:pPr>
+              <w:pStyle w:val="Normal"/>
               <w:jc w:val="center"/>
               <w:pBdr>
                 <w:bottom w:val="none" w:sz="0" w:space="0" w:color="000000"/>
@@ -586,7 +590,6 @@
         <w:trPr>
           <w:trHeight w:val="270" w:hRule="exact"/>
         </w:trPr>
-        body 5
         <w:tc>
           <w:tcPr>
             <w:tcBorders>
@@ -606,6 +609,7 @@
           </w:tcPr>
           <w:p>
             <w:pPr>
+              <w:pStyle w:val="Normal"/>
               <w:jc w:val="left"/>
               <w:pBdr>
                 <w:bottom w:val="none" w:sz="0" w:space="0" w:color="000000"/>
@@ -660,6 +664,7 @@
           </w:tcPr>
           <w:p>
             <w:pPr>
+              <w:pStyle w:val="Normal"/>
               <w:jc w:val="center"/>
               <w:pBdr>
                 <w:bottom w:val="none" w:sz="0" w:space="0" w:color="000000"/>
@@ -700,7 +705,6 @@
         <w:trPr>
           <w:trHeight w:val="369" w:hRule="exact"/>
         </w:trPr>
-        body 6
         <w:tc>
           <w:tcPr>
             <w:gridSpan w:val="2"/>
@@ -721,6 +725,7 @@
           </w:tcPr>
           <w:p>
             <w:pPr>
+              <w:pStyle w:val="Normal"/>
               <w:jc w:val="left"/>
               <w:pBdr>
                 <w:bottom w:val="none" w:sz="0" w:space="0" w:color="000000"/>
@@ -761,7 +766,6 @@
         <w:trPr>
           <w:trHeight w:val="270" w:hRule="exact"/>
         </w:trPr>
-        body 7
         <w:tc>
           <w:tcPr>
             <w:tcBorders>
@@ -781,6 +785,7 @@
           </w:tcPr>
           <w:p>
             <w:pPr>
+              <w:pStyle w:val="Normal"/>
               <w:jc w:val="left"/>
               <w:pBdr>
                 <w:bottom w:val="none" w:sz="0" w:space="0" w:color="000000"/>
@@ -835,6 +840,7 @@
           </w:tcPr>
           <w:p>
             <w:pPr>
+              <w:pStyle w:val="Normal"/>
               <w:jc w:val="center"/>
               <w:pBdr>
                 <w:bottom w:val="none" w:sz="0" w:space="0" w:color="000000"/>
@@ -875,7 +881,6 @@
         <w:trPr>
           <w:trHeight w:val="270" w:hRule="exact"/>
         </w:trPr>
-        body 8
         <w:tc>
           <w:tcPr>
             <w:tcBorders>
@@ -895,6 +900,7 @@
           </w:tcPr>
           <w:p>
             <w:pPr>
+              <w:pStyle w:val="Normal"/>
               <w:jc w:val="left"/>
               <w:pBdr>
                 <w:bottom w:val="none" w:sz="0" w:space="0" w:color="000000"/>
@@ -949,6 +955,7 @@
           </w:tcPr>
           <w:p>
             <w:pPr>
+              <w:pStyle w:val="Normal"/>
               <w:jc w:val="center"/>
               <w:pBdr>
                 <w:bottom w:val="none" w:sz="0" w:space="0" w:color="000000"/>
@@ -989,7 +996,6 @@
         <w:trPr>
           <w:trHeight w:val="369" w:hRule="exact"/>
         </w:trPr>
-        body 9
         <w:tc>
           <w:tcPr>
             <w:gridSpan w:val="2"/>
@@ -1010,6 +1016,7 @@
           </w:tcPr>
           <w:p>
             <w:pPr>
+              <w:pStyle w:val="Normal"/>
               <w:jc w:val="left"/>
               <w:pBdr>
                 <w:bottom w:val="none" w:sz="0" w:space="0" w:color="000000"/>
@@ -1050,7 +1057,6 @@
         <w:trPr>
           <w:trHeight w:val="270" w:hRule="exact"/>
         </w:trPr>
-        body10
         <w:tc>
           <w:tcPr>
             <w:tcBorders>
@@ -1070,6 +1076,7 @@
           </w:tcPr>
           <w:p>
             <w:pPr>
+              <w:pStyle w:val="Normal"/>
               <w:jc w:val="left"/>
               <w:pBdr>
                 <w:bottom w:val="none" w:sz="0" w:space="0" w:color="000000"/>
@@ -1124,6 +1131,7 @@
           </w:tcPr>
           <w:p>
             <w:pPr>
+              <w:pStyle w:val="Normal"/>
               <w:jc w:val="center"/>
               <w:pBdr>
                 <w:bottom w:val="none" w:sz="0" w:space="0" w:color="000000"/>
@@ -1164,7 +1172,6 @@
         <w:trPr>
           <w:trHeight w:val="270" w:hRule="exact"/>
         </w:trPr>
-        body11
         <w:tc>
           <w:tcPr>
             <w:tcBorders>
@@ -1184,6 +1191,7 @@
           </w:tcPr>
           <w:p>
             <w:pPr>
+              <w:pStyle w:val="Normal"/>
               <w:jc w:val="left"/>
               <w:pBdr>
                 <w:bottom w:val="none" w:sz="0" w:space="0" w:color="000000"/>
@@ -1238,6 +1246,7 @@
           </w:tcPr>
           <w:p>
             <w:pPr>
+              <w:pStyle w:val="Normal"/>
               <w:jc w:val="center"/>
               <w:pBdr>
                 <w:bottom w:val="none" w:sz="0" w:space="0" w:color="000000"/>
@@ -1278,7 +1287,6 @@
         <w:trPr>
           <w:trHeight w:val="270" w:hRule="exact"/>
         </w:trPr>
-        body12
         <w:tc>
           <w:tcPr>
             <w:tcBorders>
@@ -1298,6 +1306,7 @@
           </w:tcPr>
           <w:p>
             <w:pPr>
+              <w:pStyle w:val="Normal"/>
               <w:jc w:val="left"/>
               <w:pBdr>
                 <w:bottom w:val="none" w:sz="0" w:space="0" w:color="000000"/>
@@ -1352,6 +1361,7 @@
           </w:tcPr>
           <w:p>
             <w:pPr>
+              <w:pStyle w:val="Normal"/>
               <w:jc w:val="center"/>
               <w:pBdr>
                 <w:bottom w:val="none" w:sz="0" w:space="0" w:color="000000"/>
@@ -1392,7 +1402,6 @@
         <w:trPr>
           <w:trHeight w:val="270" w:hRule="exact"/>
         </w:trPr>
-        body13
         <w:tc>
           <w:tcPr>
             <w:tcBorders>
@@ -1412,6 +1421,7 @@
           </w:tcPr>
           <w:p>
             <w:pPr>
+              <w:pStyle w:val="Normal"/>
               <w:jc w:val="left"/>
               <w:pBdr>
                 <w:bottom w:val="none" w:sz="0" w:space="0" w:color="000000"/>
@@ -1466,6 +1476,7 @@
           </w:tcPr>
           <w:p>
             <w:pPr>
+              <w:pStyle w:val="Normal"/>
               <w:jc w:val="center"/>
               <w:pBdr>
                 <w:bottom w:val="none" w:sz="0" w:space="0" w:color="000000"/>
@@ -1506,7 +1517,6 @@
         <w:trPr>
           <w:trHeight w:val="270" w:hRule="exact"/>
         </w:trPr>
-        body14
         <w:tc>
           <w:tcPr>
             <w:tcBorders>
@@ -1526,6 +1536,7 @@
           </w:tcPr>
           <w:p>
             <w:pPr>
+              <w:pStyle w:val="Normal"/>
               <w:jc w:val="left"/>
               <w:pBdr>
                 <w:bottom w:val="none" w:sz="0" w:space="0" w:color="000000"/>
@@ -1580,6 +1591,7 @@
           </w:tcPr>
           <w:p>
             <w:pPr>
+              <w:pStyle w:val="Normal"/>
               <w:jc w:val="center"/>
               <w:pBdr>
                 <w:bottom w:val="none" w:sz="0" w:space="0" w:color="000000"/>
@@ -1620,7 +1632,6 @@
         <w:trPr>
           <w:trHeight w:val="270" w:hRule="exact"/>
         </w:trPr>
-        body15
         <w:tc>
           <w:tcPr>
             <w:tcBorders>
@@ -1640,6 +1651,7 @@
           </w:tcPr>
           <w:p>
             <w:pPr>
+              <w:pStyle w:val="Normal"/>
               <w:jc w:val="left"/>
               <w:pBdr>
                 <w:bottom w:val="none" w:sz="0" w:space="0" w:color="000000"/>
@@ -1694,6 +1706,7 @@
           </w:tcPr>
           <w:p>
             <w:pPr>
+              <w:pStyle w:val="Normal"/>
               <w:jc w:val="center"/>
               <w:pBdr>
                 <w:bottom w:val="none" w:sz="0" w:space="0" w:color="000000"/>
@@ -1734,7 +1747,6 @@
         <w:trPr>
           <w:trHeight w:val="270" w:hRule="exact"/>
         </w:trPr>
-        body16
         <w:tc>
           <w:tcPr>
             <w:tcBorders>
@@ -1754,6 +1766,7 @@
           </w:tcPr>
           <w:p>
             <w:pPr>
+              <w:pStyle w:val="Normal"/>
               <w:jc w:val="left"/>
               <w:pBdr>
                 <w:bottom w:val="none" w:sz="0" w:space="0" w:color="000000"/>
@@ -1808,6 +1821,7 @@
           </w:tcPr>
           <w:p>
             <w:pPr>
+              <w:pStyle w:val="Normal"/>
               <w:jc w:val="center"/>
               <w:pBdr>
                 <w:bottom w:val="none" w:sz="0" w:space="0" w:color="000000"/>
@@ -1848,7 +1862,6 @@
         <w:trPr>
           <w:trHeight w:val="270" w:hRule="exact"/>
         </w:trPr>
-        body17
         <w:tc>
           <w:tcPr>
             <w:tcBorders>
@@ -1868,6 +1881,7 @@
           </w:tcPr>
           <w:p>
             <w:pPr>
+              <w:pStyle w:val="Normal"/>
               <w:jc w:val="left"/>
               <w:pBdr>
                 <w:bottom w:val="none" w:sz="0" w:space="0" w:color="000000"/>
@@ -1922,6 +1936,7 @@
           </w:tcPr>
           <w:p>
             <w:pPr>
+              <w:pStyle w:val="Normal"/>
               <w:jc w:val="center"/>
               <w:pBdr>
                 <w:bottom w:val="none" w:sz="0" w:space="0" w:color="000000"/>
@@ -1962,7 +1977,6 @@
         <w:trPr>
           <w:trHeight w:val="270" w:hRule="exact"/>
         </w:trPr>
-        body18
         <w:tc>
           <w:tcPr>
             <w:tcBorders>
@@ -1982,6 +1996,7 @@
           </w:tcPr>
           <w:p>
             <w:pPr>
+              <w:pStyle w:val="Normal"/>
               <w:jc w:val="left"/>
               <w:pBdr>
                 <w:bottom w:val="none" w:sz="0" w:space="0" w:color="000000"/>
@@ -2036,6 +2051,7 @@
           </w:tcPr>
           <w:p>
             <w:pPr>
+              <w:pStyle w:val="Normal"/>
               <w:jc w:val="center"/>
               <w:pBdr>
                 <w:bottom w:val="none" w:sz="0" w:space="0" w:color="000000"/>
@@ -2076,7 +2092,6 @@
         <w:trPr>
           <w:trHeight w:val="270" w:hRule="exact"/>
         </w:trPr>
-        body19
         <w:tc>
           <w:tcPr>
             <w:tcBorders>
@@ -2096,6 +2111,7 @@
           </w:tcPr>
           <w:p>
             <w:pPr>
+              <w:pStyle w:val="Normal"/>
               <w:jc w:val="left"/>
               <w:pBdr>
                 <w:bottom w:val="none" w:sz="0" w:space="0" w:color="000000"/>
@@ -2150,6 +2166,7 @@
           </w:tcPr>
           <w:p>
             <w:pPr>
+              <w:pStyle w:val="Normal"/>
               <w:jc w:val="center"/>
               <w:pBdr>
                 <w:bottom w:val="none" w:sz="0" w:space="0" w:color="000000"/>
@@ -2190,7 +2207,6 @@
         <w:trPr>
           <w:trHeight w:val="270" w:hRule="exact"/>
         </w:trPr>
-        body20
         <w:tc>
           <w:tcPr>
             <w:tcBorders>
@@ -2210,6 +2226,7 @@
           </w:tcPr>
           <w:p>
             <w:pPr>
+              <w:pStyle w:val="Normal"/>
               <w:jc w:val="left"/>
               <w:pBdr>
                 <w:bottom w:val="none" w:sz="0" w:space="0" w:color="000000"/>
@@ -2264,6 +2281,7 @@
           </w:tcPr>
           <w:p>
             <w:pPr>
+              <w:pStyle w:val="Normal"/>
               <w:jc w:val="center"/>
               <w:pBdr>
                 <w:bottom w:val="none" w:sz="0" w:space="0" w:color="000000"/>
@@ -2304,7 +2322,6 @@
         <w:trPr>
           <w:trHeight w:val="270" w:hRule="exact"/>
         </w:trPr>
-        body21
         <w:tc>
           <w:tcPr>
             <w:tcBorders>
@@ -2324,6 +2341,7 @@
           </w:tcPr>
           <w:p>
             <w:pPr>
+              <w:pStyle w:val="Normal"/>
               <w:jc w:val="left"/>
               <w:pBdr>
                 <w:bottom w:val="none" w:sz="0" w:space="0" w:color="000000"/>
@@ -2378,6 +2396,7 @@
           </w:tcPr>
           <w:p>
             <w:pPr>
+              <w:pStyle w:val="Normal"/>
               <w:jc w:val="center"/>
               <w:pBdr>
                 <w:bottom w:val="none" w:sz="0" w:space="0" w:color="000000"/>
@@ -2418,7 +2437,6 @@
         <w:trPr>
           <w:trHeight w:val="369" w:hRule="exact"/>
         </w:trPr>
-        body22
         <w:tc>
           <w:tcPr>
             <w:gridSpan w:val="2"/>
@@ -2439,6 +2457,7 @@
           </w:tcPr>
           <w:p>
             <w:pPr>
+              <w:pStyle w:val="Normal"/>
               <w:jc w:val="left"/>
               <w:pBdr>
                 <w:bottom w:val="none" w:sz="0" w:space="0" w:color="000000"/>
@@ -2479,7 +2498,6 @@
         <w:trPr>
           <w:trHeight w:val="270" w:hRule="exact"/>
         </w:trPr>
-        body23
         <w:tc>
           <w:tcPr>
             <w:tcBorders>
@@ -2499,6 +2517,7 @@
           </w:tcPr>
           <w:p>
             <w:pPr>
+              <w:pStyle w:val="Normal"/>
               <w:jc w:val="left"/>
               <w:pBdr>
                 <w:bottom w:val="none" w:sz="0" w:space="0" w:color="000000"/>
@@ -2553,6 +2572,7 @@
           </w:tcPr>
           <w:p>
             <w:pPr>
+              <w:pStyle w:val="Normal"/>
               <w:jc w:val="center"/>
               <w:pBdr>
                 <w:bottom w:val="none" w:sz="0" w:space="0" w:color="000000"/>
@@ -2593,7 +2613,6 @@
         <w:trPr>
           <w:trHeight w:val="270" w:hRule="exact"/>
         </w:trPr>
-        body24
         <w:tc>
           <w:tcPr>
             <w:tcBorders>
@@ -2613,6 +2632,7 @@
           </w:tcPr>
           <w:p>
             <w:pPr>
+              <w:pStyle w:val="Normal"/>
               <w:jc w:val="left"/>
               <w:pBdr>
                 <w:bottom w:val="none" w:sz="0" w:space="0" w:color="000000"/>
@@ -2667,6 +2687,7 @@
           </w:tcPr>
           <w:p>
             <w:pPr>
+              <w:pStyle w:val="Normal"/>
               <w:jc w:val="center"/>
               <w:pBdr>
                 <w:bottom w:val="none" w:sz="0" w:space="0" w:color="000000"/>
@@ -2707,7 +2728,6 @@
         <w:trPr>
           <w:trHeight w:val="270" w:hRule="exact"/>
         </w:trPr>
-        body25
         <w:tc>
           <w:tcPr>
             <w:tcBorders>
@@ -2727,6 +2747,7 @@
           </w:tcPr>
           <w:p>
             <w:pPr>
+              <w:pStyle w:val="Normal"/>
               <w:jc w:val="left"/>
               <w:pBdr>
                 <w:bottom w:val="none" w:sz="0" w:space="0" w:color="000000"/>
@@ -2781,6 +2802,7 @@
           </w:tcPr>
           <w:p>
             <w:pPr>
+              <w:pStyle w:val="Normal"/>
               <w:jc w:val="center"/>
               <w:pBdr>
                 <w:bottom w:val="none" w:sz="0" w:space="0" w:color="000000"/>
@@ -2821,7 +2843,6 @@
         <w:trPr>
           <w:trHeight w:val="270" w:hRule="exact"/>
         </w:trPr>
-        body26
         <w:tc>
           <w:tcPr>
             <w:tcBorders>
@@ -2841,6 +2862,7 @@
           </w:tcPr>
           <w:p>
             <w:pPr>
+              <w:pStyle w:val="Normal"/>
               <w:jc w:val="left"/>
               <w:pBdr>
                 <w:bottom w:val="none" w:sz="0" w:space="0" w:color="000000"/>
@@ -2895,6 +2917,7 @@
           </w:tcPr>
           <w:p>
             <w:pPr>
+              <w:pStyle w:val="Normal"/>
               <w:jc w:val="center"/>
               <w:pBdr>
                 <w:bottom w:val="none" w:sz="0" w:space="0" w:color="000000"/>
@@ -2935,7 +2958,6 @@
         <w:trPr>
           <w:trHeight w:val="270" w:hRule="exact"/>
         </w:trPr>
-        body27
         <w:tc>
           <w:tcPr>
             <w:tcBorders>
@@ -2955,6 +2977,7 @@
           </w:tcPr>
           <w:p>
             <w:pPr>
+              <w:pStyle w:val="Normal"/>
               <w:jc w:val="left"/>
               <w:pBdr>
                 <w:bottom w:val="none" w:sz="0" w:space="0" w:color="000000"/>
@@ -3009,6 +3032,7 @@
           </w:tcPr>
           <w:p>
             <w:pPr>
+              <w:pStyle w:val="Normal"/>
               <w:jc w:val="center"/>
               <w:pBdr>
                 <w:bottom w:val="none" w:sz="0" w:space="0" w:color="000000"/>
@@ -3049,7 +3073,6 @@
         <w:trPr>
           <w:trHeight w:val="270" w:hRule="exact"/>
         </w:trPr>
-        body28
         <w:tc>
           <w:tcPr>
             <w:tcBorders>
@@ -3069,6 +3092,7 @@
           </w:tcPr>
           <w:p>
             <w:pPr>
+              <w:pStyle w:val="Normal"/>
               <w:jc w:val="left"/>
               <w:pBdr>
                 <w:bottom w:val="none" w:sz="0" w:space="0" w:color="000000"/>
@@ -3123,6 +3147,7 @@
           </w:tcPr>
           <w:p>
             <w:pPr>
+              <w:pStyle w:val="Normal"/>
               <w:jc w:val="center"/>
               <w:pBdr>
                 <w:bottom w:val="none" w:sz="0" w:space="0" w:color="000000"/>
@@ -3163,7 +3188,6 @@
         <w:trPr>
           <w:trHeight w:val="270" w:hRule="exact"/>
         </w:trPr>
-        body29
         <w:tc>
           <w:tcPr>
             <w:tcBorders>
@@ -3183,6 +3207,7 @@
           </w:tcPr>
           <w:p>
             <w:pPr>
+              <w:pStyle w:val="Normal"/>
               <w:jc w:val="left"/>
               <w:pBdr>
                 <w:bottom w:val="none" w:sz="0" w:space="0" w:color="000000"/>
@@ -3237,6 +3262,7 @@
           </w:tcPr>
           <w:p>
             <w:pPr>
+              <w:pStyle w:val="Normal"/>
               <w:jc w:val="center"/>
               <w:pBdr>
                 <w:bottom w:val="none" w:sz="0" w:space="0" w:color="000000"/>
